--- a/yayin/son_hal.docx
+++ b/yayin/son_hal.docx
@@ -158,7 +158,7 @@
                     </pic:cNvPicPr>
                   </pic:nvPicPr>
                   <pic:blipFill rotWithShape="1">
-                    <a:blip r:embed="rId4">
+                    <a:blip r:embed="rId5">
                       <a:extLst>
                         <a:ext uri="{28A0092B-C50C-407E-A947-70E740481C1C}">
                           <a14:useLocalDpi xmlns:a14="http://schemas.microsoft.com/office/drawing/2010/main" val="0"/>
@@ -306,20 +306,84 @@
         <w:rPr>
           <w:rFonts w:ascii="Times New Roman" w:hAnsi="Times New Roman" w:cs="Times New Roman"/>
         </w:rPr>
-        <w:t>Experimental bio-oil composition data were collected from published pyrolysis studies and stored in a SQL Server relational database. The database links biomass identity, pyrolysis conditions, bio-oil composition, and bibliographic metadata. It contains 70 class-level bio-oil records spanning 43 biomass names and pyrolysis temperatures from 300 to 850 °C. Representative source studies include analyses of algal, agricultural-residue, food-waste, and lignocellulosic bio-oils (Mullen et al., 2010; Bordoloi et al., 2016; Chen et al., 2017; Modak et al., 2023).</w:t>
-      </w:r>
-    </w:p>
-    <w:p>
-      <w:pPr>
-        <w:rPr>
-          <w:rFonts w:ascii="Times New Roman" w:hAnsi="Times New Roman" w:cs="Times New Roman"/>
-        </w:rPr>
-      </w:pPr>
-      <w:r>
-        <w:rPr>
-          <w:rFonts w:ascii="Times New Roman" w:hAnsi="Times New Roman" w:cs="Times New Roman"/>
-        </w:rPr>
-        <w:t>The database includes a broader set of chemical classes, but many literature records are incomplete. The inverse workflow therefore retained records containing all six target groups: aromatics, acids, alcohols, furans, phenols, and aldehydes/ketones. Thirty unique bio-oil compositions met this requirement. Their six retained fractions were normalized to a common 100 wt.% basis before simulation. This normalization defines the model target as a class-level surrogate composition rather than the complete molecular composition of raw bio-oil.</w:t>
+        <w:t>Experimental bio-oil composition data were collected from published pyrolysis and bio-oil characterization studies and organized in a SQL Server relational database linking bibliographic metadata, biomass identity, pyrolysis conditions, product distribution, and class-level bio-oil composition. The complete curated database contained 70 class-level bio-oil records from 14 literature sources, covering 43 biomass names and pyrolysis temperatures between 300 and 850 °C.</w:t>
+      </w:r>
+    </w:p>
+    <w:p>
+      <w:pPr>
+        <w:rPr>
+          <w:rFonts w:ascii="Times New Roman" w:hAnsi="Times New Roman" w:cs="Times New Roman"/>
+        </w:rPr>
+      </w:pPr>
+      <w:r>
+        <w:rPr>
+          <w:rFonts w:ascii="Times New Roman" w:hAnsi="Times New Roman" w:cs="Times New Roman"/>
+        </w:rPr>
+        <w:t>Hu et al. (2023) provided the largest primary dataset, reporting bamboo and wet-torrefied bamboo samples converted by catalytic fast pyrolysis; these records supplied biomass properties, pretreatment</w:t>
+      </w:r>
+      <w:r>
+        <w:rPr>
+          <w:rFonts w:ascii="Times New Roman" w:hAnsi="Times New Roman" w:cs="Times New Roman"/>
+        </w:rPr>
+        <w:t xml:space="preserve"> </w:t>
+      </w:r>
+      <w:r>
+        <w:rPr>
+          <w:rFonts w:ascii="Times New Roman" w:hAnsi="Times New Roman" w:cs="Times New Roman"/>
+        </w:rPr>
+        <w:t>conditions, catalyst-related parameters, pyrolysis temperature, product yields, and bio-oil chemical-class information. Zhang et al. (2017) contributed rice husk and wet-torrefied rice husk experiments, including pretreatment temperature effects and pyrolysis product properties. Hwang et al. (2013) reported potassium-impregnated yellow poplar wood pyrolysis, from which treated biomass identities and bio-oil composition classes were extracted. Chen et al. (2016) supplied pine nut shell pyrolysis records at different temperatures, including product quality and bio-oil composition information. Chen et al. (2017) contributed cotton-stalk samples subjected to aqueous washing and torrefaction pretreatments, with linked pyrolysis-product quality and bio-oil data. Wang et al. (2018) provided lignin pyrolysis data for corn-cob lignin, including composition classes relevant to aromatic and phenolic bio-oil fractions. Cao et al. (2021) contributed catalytic macroalgae conversion data for Enteromorpha clathrata, including</w:t>
+      </w:r>
+    </w:p>
+    <w:p>
+      <w:pPr>
+        <w:rPr>
+          <w:rFonts w:ascii="Times New Roman" w:hAnsi="Times New Roman" w:cs="Times New Roman"/>
+        </w:rPr>
+      </w:pPr>
+      <w:r>
+        <w:rPr>
+          <w:rFonts w:ascii="Times New Roman" w:hAnsi="Times New Roman" w:cs="Times New Roman"/>
+        </w:rPr>
+        <w:lastRenderedPageBreak/>
+        <w:t xml:space="preserve">  catalyst-dependent bio-oil class distributions.</w:t>
+      </w:r>
+    </w:p>
+    <w:p>
+      <w:pPr>
+        <w:rPr>
+          <w:rFonts w:ascii="Times New Roman" w:hAnsi="Times New Roman" w:cs="Times New Roman"/>
+        </w:rPr>
+      </w:pPr>
+      <w:r>
+        <w:rPr>
+          <w:rFonts w:ascii="Times New Roman" w:hAnsi="Times New Roman" w:cs="Times New Roman"/>
+        </w:rPr>
+        <w:t>Additional records were incorporated to broaden the biomass and bio-oil composition domain. Modak et al. (2023) supplied slow-pyrolysis bio-oil data from cooked food waste at different temperatures. Bordoloi</w:t>
+      </w:r>
+      <w:r>
+        <w:rPr>
+          <w:rFonts w:ascii="Times New Roman" w:hAnsi="Times New Roman" w:cs="Times New Roman"/>
+        </w:rPr>
+        <w:t xml:space="preserve"> </w:t>
+      </w:r>
+      <w:r>
+        <w:rPr>
+          <w:rFonts w:ascii="Times New Roman" w:hAnsi="Times New Roman" w:cs="Times New Roman"/>
+        </w:rPr>
+        <w:t>et al. (2016) contributed algal bio-oil and sub-fraction characterization data from Scenedesmus dimorphus. Azri Sukiran et al. (2009) and Khor et al. (2009) provided oil palm empty fruit bunch bio-oil characterization records. Mullen et al. (2010) supplied fast-pyrolysis bio-oil data from three barley biomass/by-product streams: DDGS, hulls, and straw. Chukwuneke et al. (2019) contributed physicochemical bio-oil characterization data from Swietenia macrophylla wood waste. Sampaio et al. (2025) provided review-derived class-level composition records for several biomass sources, including palm shell, rice straw, corn stover, eucalyptus chips, pine sawdust, sisal residue, banana leaves, bamboo, sugarcane bagasse, corn cob, coconut shell, and mahua seed.</w:t>
+      </w:r>
+    </w:p>
+    <w:p>
+      <w:pPr>
+        <w:rPr>
+          <w:rFonts w:ascii="Times New Roman" w:hAnsi="Times New Roman" w:cs="Times New Roman"/>
+        </w:rPr>
+      </w:pPr>
+      <w:r>
+        <w:rPr>
+          <w:rFonts w:ascii="Times New Roman" w:hAnsi="Times New Roman" w:cs="Times New Roman"/>
+        </w:rPr>
+        <w:t>Because literature studies did not report all chemical groups consistently, the database was screened for completeness before simulation. The inverse-model workflow retained records containing the six target groups required for surrogate representation: aromatics, acids, alcohols, furans, phenols, and aldehydes/ketones. These retained fractions were normalized to a common 100 wt.% basis before Cantera simulation, so the model target represents a normalized class-level surrogate composition rather than the complete molecular composition of raw bio-oil. After this filtering, 30 unique bio-oil compositions were used as simulation-ready feed definitions; each composition was later expanded over 45 reforming operating-condition combinations, producing 1,350 complete machine-learning samples.</w:t>
       </w:r>
     </w:p>
     <w:p>
@@ -349,14 +413,7 @@
         <w:rPr>
           <w:rFonts w:ascii="Times New Roman" w:hAnsi="Times New Roman" w:cs="Times New Roman"/>
         </w:rPr>
-        <w:t xml:space="preserve">Each chemical class was represented by one model compound: toluene for aromatics, acetic acid for acids, ethanol for alcohols, furan for furans, phenol for phenols, and acetone for aldehydes/ketones. Model compounds are commonly used to reduce the complexity of thermodynamic and catalytic studies of bio-oil reforming (Vagia and Lemonidou, 2007). The </w:t>
-      </w:r>
-      <w:r>
-        <w:rPr>
-          <w:rFonts w:ascii="Times New Roman" w:hAnsi="Times New Roman" w:cs="Times New Roman"/>
-        </w:rPr>
-        <w:lastRenderedPageBreak/>
-        <w:t>surrogate set was selected to preserve differences in carbon, hydrogen, and oxygen balance among the six classes while remaining compatible with the thermodynamic mechanism used in Cantera.</w:t>
+        <w:t>Each chemical class was represented by one model compound: toluene for aromatics, acetic acid for acids, ethanol for alcohols, furan for furans, phenol for phenols, and acetone for aldehydes/ketones. Model compounds are commonly used to reduce the complexity of thermodynamic and catalytic studies of bio-oil reforming (Vagia and Lemonidou, 2007). The surrogate set was selected to preserve differences in carbon, hydrogen, and oxygen balance among the six classes while remaining compatible with the thermodynamic mechanism used in Cantera.</w:t>
       </w:r>
       <w:r>
         <w:rPr>
@@ -368,41 +425,90 @@
         <w:rPr>
           <w:rFonts w:ascii="Times New Roman" w:hAnsi="Times New Roman" w:cs="Times New Roman"/>
         </w:rPr>
-        <w:t>Table 1 summarizes the class representation.</w:t>
-      </w:r>
-    </w:p>
-    <w:p>
-      <w:pPr>
-        <w:rPr>
-          <w:rFonts w:ascii="Times New Roman" w:hAnsi="Times New Roman" w:cs="Times New Roman"/>
-        </w:rPr>
-      </w:pPr>
-      <w:r>
-        <w:rPr>
-          <w:rFonts w:ascii="Times New Roman" w:hAnsi="Times New Roman" w:cs="Times New Roman"/>
-          <w:b/>
-          <w:bCs/>
-        </w:rPr>
-        <w:t>T</w:t>
-      </w:r>
-      <w:r>
-        <w:rPr>
-          <w:rFonts w:ascii="Times New Roman" w:hAnsi="Times New Roman" w:cs="Times New Roman"/>
-          <w:b/>
-          <w:bCs/>
-        </w:rPr>
-        <w:t>able 1.</w:t>
-      </w:r>
-      <w:r>
-        <w:rPr>
-          <w:rFonts w:ascii="Times New Roman" w:hAnsi="Times New Roman" w:cs="Times New Roman"/>
-        </w:rPr>
-        <w:t xml:space="preserve"> Bio-oil classes and surrogate compounds used in the simulation</w:t>
+        <w:fldChar w:fldCharType="begin"/>
+      </w:r>
+      <w:r>
+        <w:rPr>
+          <w:rFonts w:ascii="Times New Roman" w:hAnsi="Times New Roman" w:cs="Times New Roman"/>
+        </w:rPr>
+        <w:instrText xml:space="preserve"> REF _Ref235474784 \h </w:instrText>
+      </w:r>
+      <w:r>
+        <w:rPr>
+          <w:rFonts w:ascii="Times New Roman" w:hAnsi="Times New Roman" w:cs="Times New Roman"/>
+        </w:rPr>
+        <w:instrText xml:space="preserve"> \* MERGEFORMAT </w:instrText>
+      </w:r>
+      <w:r>
+        <w:rPr>
+          <w:rFonts w:ascii="Times New Roman" w:hAnsi="Times New Roman" w:cs="Times New Roman"/>
+        </w:rPr>
+      </w:r>
+      <w:r>
+        <w:rPr>
+          <w:rFonts w:ascii="Times New Roman" w:hAnsi="Times New Roman" w:cs="Times New Roman"/>
+        </w:rPr>
+        <w:fldChar w:fldCharType="separate"/>
+      </w:r>
+      <w:r>
+        <w:rPr>
+          <w:rFonts w:ascii="Times New Roman" w:hAnsi="Times New Roman" w:cs="Times New Roman"/>
+        </w:rPr>
+        <w:t xml:space="preserve">Table </w:t>
+      </w:r>
+      <w:r>
+        <w:rPr>
+          <w:rFonts w:ascii="Times New Roman" w:hAnsi="Times New Roman" w:cs="Times New Roman"/>
+          <w:noProof/>
+        </w:rPr>
+        <w:t>1</w:t>
+      </w:r>
+      <w:r>
+        <w:rPr>
+          <w:rFonts w:ascii="Times New Roman" w:hAnsi="Times New Roman" w:cs="Times New Roman"/>
+        </w:rPr>
+        <w:fldChar w:fldCharType="end"/>
+      </w:r>
+      <w:r>
+        <w:rPr>
+          <w:rFonts w:ascii="Times New Roman" w:hAnsi="Times New Roman" w:cs="Times New Roman"/>
+        </w:rPr>
+        <w:t xml:space="preserve"> </w:t>
+      </w:r>
+      <w:r>
+        <w:rPr>
+          <w:rFonts w:ascii="Times New Roman" w:hAnsi="Times New Roman" w:cs="Times New Roman"/>
+        </w:rPr>
+        <w:t>summarizes the class representation.</w:t>
+      </w:r>
+    </w:p>
+    <w:p>
+      <w:pPr>
+        <w:pStyle w:val="ResimYazs"/>
+      </w:pPr>
+      <w:bookmarkStart w:id="0" w:name="_Ref235474784"/>
+      <w:r>
+        <w:t xml:space="preserve">Table </w:t>
+      </w:r>
+      <w:fldSimple w:instr=" SEQ Table \* ARABIC ">
+        <w:r>
+          <w:rPr>
+            <w:noProof/>
+          </w:rPr>
+          <w:t>1</w:t>
+        </w:r>
+      </w:fldSimple>
+      <w:bookmarkEnd w:id="0"/>
+      <w:r>
+        <w:t xml:space="preserve"> </w:t>
+      </w:r>
+      <w:r>
+        <w:t>Bio-oil classes and surrogate compounds used in the simulation</w:t>
       </w:r>
     </w:p>
     <w:tbl>
       <w:tblPr>
-        <w:tblStyle w:val="TabloKlavuzu"/>
+        <w:tblStyle w:val="Stil1"/>
         <w:tblW w:w="0" w:type="auto"/>
         <w:tblLook w:val="04A0" w:firstRow="1" w:lastRow="0" w:firstColumn="1" w:lastColumn="0" w:noHBand="0" w:noVBand="1"/>
       </w:tblPr>
@@ -415,6 +521,10 @@
         <w:tc>
           <w:tcPr>
             <w:tcW w:w="3116" w:type="dxa"/>
+            <w:tcBorders>
+              <w:top w:val="single" w:sz="4" w:space="0" w:color="auto"/>
+              <w:bottom w:val="single" w:sz="4" w:space="0" w:color="auto"/>
+            </w:tcBorders>
           </w:tcPr>
           <w:p>
             <w:pPr>
@@ -437,6 +547,10 @@
         <w:tc>
           <w:tcPr>
             <w:tcW w:w="3117" w:type="dxa"/>
+            <w:tcBorders>
+              <w:top w:val="single" w:sz="4" w:space="0" w:color="auto"/>
+              <w:bottom w:val="single" w:sz="4" w:space="0" w:color="auto"/>
+            </w:tcBorders>
           </w:tcPr>
           <w:p>
             <w:pPr>
@@ -459,6 +573,10 @@
         <w:tc>
           <w:tcPr>
             <w:tcW w:w="3117" w:type="dxa"/>
+            <w:tcBorders>
+              <w:top w:val="single" w:sz="4" w:space="0" w:color="auto"/>
+              <w:bottom w:val="single" w:sz="4" w:space="0" w:color="auto"/>
+            </w:tcBorders>
           </w:tcPr>
           <w:p>
             <w:pPr>
@@ -483,6 +601,9 @@
         <w:tc>
           <w:tcPr>
             <w:tcW w:w="3116" w:type="dxa"/>
+            <w:tcBorders>
+              <w:top w:val="single" w:sz="4" w:space="0" w:color="auto"/>
+            </w:tcBorders>
           </w:tcPr>
           <w:p>
             <w:pPr>
@@ -501,6 +622,9 @@
         <w:tc>
           <w:tcPr>
             <w:tcW w:w="3117" w:type="dxa"/>
+            <w:tcBorders>
+              <w:top w:val="single" w:sz="4" w:space="0" w:color="auto"/>
+            </w:tcBorders>
           </w:tcPr>
           <w:p>
             <w:pPr>
@@ -519,18 +643,34 @@
         <w:tc>
           <w:tcPr>
             <w:tcW w:w="3117" w:type="dxa"/>
-          </w:tcPr>
-          <w:p>
-            <w:pPr>
-              <w:rPr>
-                <w:rFonts w:ascii="Times New Roman" w:hAnsi="Times New Roman" w:cs="Times New Roman"/>
-              </w:rPr>
-            </w:pPr>
-            <w:r>
-              <w:rPr>
-                <w:rFonts w:ascii="Times New Roman" w:hAnsi="Times New Roman" w:cs="Times New Roman"/>
-              </w:rPr>
-              <w:t xml:space="preserve">C7H8 </w:t>
+            <w:tcBorders>
+              <w:top w:val="single" w:sz="4" w:space="0" w:color="auto"/>
+            </w:tcBorders>
+          </w:tcPr>
+          <w:p>
+            <w:pPr>
+              <w:rPr>
+                <w:rFonts w:ascii="Times New Roman" w:hAnsi="Times New Roman" w:cs="Times New Roman"/>
+              </w:rPr>
+            </w:pPr>
+            <w:r>
+              <w:rPr>
+                <w:rFonts w:ascii="Times New Roman" w:hAnsi="Times New Roman" w:cs="Times New Roman"/>
+              </w:rPr>
+              <w:t>C</w:t>
+            </w:r>
+            <w:r>
+              <w:rPr>
+                <w:rFonts w:ascii="Times New Roman" w:hAnsi="Times New Roman" w:cs="Times New Roman"/>
+                <w:vertAlign w:val="subscript"/>
+              </w:rPr>
+              <w:t>7</w:t>
+            </w:r>
+            <w:r>
+              <w:rPr>
+                <w:rFonts w:ascii="Times New Roman" w:hAnsi="Times New Roman" w:cs="Times New Roman"/>
+              </w:rPr>
+              <w:t xml:space="preserve">H8 </w:t>
             </w:r>
           </w:p>
         </w:tc>
@@ -763,6 +903,9 @@
         <w:tc>
           <w:tcPr>
             <w:tcW w:w="3116" w:type="dxa"/>
+            <w:tcBorders>
+              <w:bottom w:val="single" w:sz="4" w:space="0" w:color="auto"/>
+            </w:tcBorders>
           </w:tcPr>
           <w:p>
             <w:pPr>
@@ -787,6 +930,9 @@
         <w:tc>
           <w:tcPr>
             <w:tcW w:w="3117" w:type="dxa"/>
+            <w:tcBorders>
+              <w:bottom w:val="single" w:sz="4" w:space="0" w:color="auto"/>
+            </w:tcBorders>
           </w:tcPr>
           <w:p>
             <w:pPr>
@@ -805,6 +951,9 @@
         <w:tc>
           <w:tcPr>
             <w:tcW w:w="3117" w:type="dxa"/>
+            <w:tcBorders>
+              <w:bottom w:val="single" w:sz="4" w:space="0" w:color="auto"/>
+            </w:tcBorders>
           </w:tcPr>
           <w:p>
             <w:pPr>
@@ -845,6 +994,7 @@
           <w:b/>
           <w:bCs/>
         </w:rPr>
+        <w:lastRenderedPageBreak/>
         <w:t>2.3. Cantera equilibrium model</w:t>
       </w:r>
     </w:p>
@@ -861,86 +1011,204 @@
         <w:t>Steam-reforming data were generated with Cantera 3.2.0, an open-source framework for thermodynamics, chemical kinetics, and transport calculations (Goodwin et al., 2025). The model represents the reformer at thermodynamic equilibrium. At specified temperature and pressure, the equilibrium state minimizes total Gibbs free energy subject to elemental conservation and non-negative species amounts (Smith and Missen, 1982):</w:t>
       </w:r>
     </w:p>
-    <w:p>
-      <w:pPr>
-        <w:spacing w:after="240" w:line="360" w:lineRule="auto"/>
-        <w:rPr>
+    <w:tbl>
+      <w:tblPr>
+        <w:tblStyle w:val="TabloKlavuzu"/>
+        <w:tblW w:w="0" w:type="auto"/>
+        <w:tblBorders>
+          <w:top w:val="none" w:sz="0" w:space="0" w:color="auto"/>
+          <w:left w:val="none" w:sz="0" w:space="0" w:color="auto"/>
+          <w:bottom w:val="none" w:sz="0" w:space="0" w:color="auto"/>
+          <w:right w:val="none" w:sz="0" w:space="0" w:color="auto"/>
+          <w:insideH w:val="none" w:sz="0" w:space="0" w:color="auto"/>
+          <w:insideV w:val="none" w:sz="0" w:space="0" w:color="auto"/>
+        </w:tblBorders>
+        <w:tblLook w:val="04A0" w:firstRow="1" w:lastRow="0" w:firstColumn="1" w:lastColumn="0" w:noHBand="0" w:noVBand="1"/>
+      </w:tblPr>
+      <w:tblGrid>
+        <w:gridCol w:w="4675"/>
+        <w:gridCol w:w="4675"/>
+      </w:tblGrid>
+      <w:tr>
+        <w:tc>
+          <w:tcPr>
+            <w:tcW w:w="4675" w:type="dxa"/>
+          </w:tcPr>
+          <w:p>
+            <w:pPr>
+              <w:spacing w:after="240" w:line="360" w:lineRule="auto"/>
+              <w:rPr>
+                <w:lang w:bidi="en-US"/>
+              </w:rPr>
+            </w:pPr>
+            <m:oMathPara>
+              <m:oMathParaPr>
+                <m:jc m:val="left"/>
+              </m:oMathParaPr>
+              <m:oMath>
+                <m:r>
+                  <w:rPr>
+                    <w:rFonts w:ascii="Cambria Math" w:hAnsi="Cambria Math"/>
+                    <w:lang w:bidi="en-US"/>
+                  </w:rPr>
+                  <m:t>Minimize: G = Σ(nᵢ × μᵢ)</m:t>
+                </m:r>
+              </m:oMath>
+            </m:oMathPara>
+          </w:p>
+        </w:tc>
+        <w:tc>
+          <w:tcPr>
+            <w:tcW w:w="4675" w:type="dxa"/>
+          </w:tcPr>
+          <w:p>
+            <w:pPr>
+              <w:pStyle w:val="ResimYazs"/>
+              <w:keepNext/>
+              <w:jc w:val="right"/>
+              <w:rPr>
+                <w:rFonts w:asciiTheme="minorHAnsi" w:hAnsiTheme="minorHAnsi"/>
+              </w:rPr>
+            </w:pPr>
+            <w:r>
+              <w:t xml:space="preserve">Equation </w:t>
+            </w:r>
+            <w:fldSimple w:instr=" SEQ Equation \* ARABIC ">
+              <w:r>
+                <w:rPr>
+                  <w:noProof/>
+                </w:rPr>
+                <w:t>1</w:t>
+              </w:r>
+            </w:fldSimple>
+          </w:p>
+        </w:tc>
+      </w:tr>
+      <w:tr>
+        <w:tc>
+          <w:tcPr>
+            <w:tcW w:w="4675" w:type="dxa"/>
+          </w:tcPr>
+          <w:p>
+            <w:pPr>
+              <w:spacing w:after="240" w:line="360" w:lineRule="auto"/>
+              <w:rPr>
+                <w:lang w:bidi="en-US"/>
+              </w:rPr>
+            </w:pPr>
+            <m:oMathPara>
+              <m:oMathParaPr>
+                <m:jc m:val="left"/>
+              </m:oMathParaPr>
+              <m:oMath>
+                <m:r>
+                  <w:rPr>
+                    <w:rFonts w:ascii="Cambria Math" w:hAnsi="Cambria Math"/>
+                    <w:lang w:bidi="en-US"/>
+                  </w:rPr>
+                  <m:t>μᵢ = μᵢ° + RT ln(aᵢ)</m:t>
+                </m:r>
+              </m:oMath>
+            </m:oMathPara>
+          </w:p>
+        </w:tc>
+        <w:tc>
+          <w:tcPr>
+            <w:tcW w:w="4675" w:type="dxa"/>
+          </w:tcPr>
+          <w:p>
+            <w:pPr>
+              <w:pStyle w:val="ResimYazs"/>
+              <w:keepNext/>
+              <w:jc w:val="right"/>
+              <w:rPr>
+                <w:rFonts w:asciiTheme="minorHAnsi" w:hAnsiTheme="minorHAnsi"/>
+              </w:rPr>
+            </w:pPr>
+            <w:r>
+              <w:t xml:space="preserve">Equation </w:t>
+            </w:r>
+            <w:fldSimple w:instr=" SEQ Equation \* ARABIC ">
+              <w:r>
+                <w:rPr>
+                  <w:noProof/>
+                </w:rPr>
+                <w:t>2</w:t>
+              </w:r>
+            </w:fldSimple>
+          </w:p>
+        </w:tc>
+      </w:tr>
+    </w:tbl>
+    <w:p>
+      <w:pPr>
+        <w:rPr>
+          <w:rFonts w:ascii="Times New Roman" w:hAnsi="Times New Roman" w:cs="Times New Roman"/>
+        </w:rPr>
+      </w:pPr>
+      <w:r>
+        <w:rPr>
+          <w:rFonts w:ascii="Times New Roman" w:hAnsi="Times New Roman" w:cs="Times New Roman"/>
+        </w:rPr>
+        <w:t xml:space="preserve">where </w:t>
+      </w:r>
+      <w:r>
+        <w:rPr>
+          <w:rFonts w:ascii="Times New Roman" w:hAnsi="Times New Roman" w:cs="Times New Roman"/>
           <w:lang w:bidi="en-US"/>
         </w:rPr>
-      </w:pPr>
-      <w:r>
-        <w:rPr>
+        <w:t>nᵢ</w:t>
+      </w:r>
+      <w:r>
+        <w:rPr>
+          <w:rFonts w:ascii="Times New Roman" w:hAnsi="Times New Roman" w:cs="Times New Roman"/>
+        </w:rPr>
+        <w:t xml:space="preserve"> is the </w:t>
+      </w:r>
+      <w:proofErr w:type="gramStart"/>
+      <w:r>
+        <w:rPr>
+          <w:rFonts w:ascii="Times New Roman" w:hAnsi="Times New Roman" w:cs="Times New Roman"/>
+        </w:rPr>
+        <w:t>amount</w:t>
+      </w:r>
+      <w:proofErr w:type="gramEnd"/>
+      <w:r>
+        <w:rPr>
+          <w:rFonts w:ascii="Times New Roman" w:hAnsi="Times New Roman" w:cs="Times New Roman"/>
+        </w:rPr>
+        <w:t xml:space="preserve"> of species </w:t>
+      </w:r>
+      <w:r>
+        <w:rPr>
+          <w:rFonts w:ascii="Times New Roman" w:hAnsi="Times New Roman" w:cs="Times New Roman"/>
+        </w:rPr>
+        <w:t>i</w:t>
+      </w:r>
+      <w:r>
+        <w:rPr>
+          <w:rFonts w:ascii="Times New Roman" w:hAnsi="Times New Roman" w:cs="Times New Roman"/>
+        </w:rPr>
+        <w:t xml:space="preserve">, </w:t>
+      </w:r>
+      <w:r>
+        <w:rPr>
+          <w:rFonts w:ascii="Times New Roman" w:hAnsi="Times New Roman" w:cs="Times New Roman"/>
           <w:lang w:bidi="en-US"/>
         </w:rPr>
-        <w:t>Minimize: G = Σ(nᵢ × μᵢ)</w:t>
-      </w:r>
-    </w:p>
-    <w:p>
-      <w:pPr>
-        <w:spacing w:after="240" w:line="360" w:lineRule="auto"/>
-        <w:rPr>
+        <w:t>μᵢ</w:t>
+      </w:r>
+      <w:r>
+        <w:rPr>
+          <w:rFonts w:ascii="Times New Roman" w:hAnsi="Times New Roman" w:cs="Times New Roman"/>
+        </w:rPr>
+        <w:t xml:space="preserve"> is its chemical potential, R is the universal gas constant, T is temperature, and </w:t>
+      </w:r>
+      <w:r>
+        <w:rPr>
+          <w:rFonts w:ascii="Times New Roman" w:hAnsi="Times New Roman" w:cs="Times New Roman"/>
           <w:lang w:bidi="en-US"/>
         </w:rPr>
-      </w:pPr>
-      <w:r>
-        <w:rPr>
-          <w:lang w:bidi="en-US"/>
-        </w:rPr>
-        <w:t>μᵢ = μᵢ° + RT ln(aᵢ)</w:t>
-      </w:r>
-    </w:p>
-    <w:p>
-      <w:pPr>
-        <w:rPr>
-          <w:rFonts w:ascii="Times New Roman" w:hAnsi="Times New Roman" w:cs="Times New Roman"/>
-        </w:rPr>
-      </w:pPr>
-      <w:r>
-        <w:rPr>
-          <w:rFonts w:ascii="Times New Roman" w:hAnsi="Times New Roman" w:cs="Times New Roman"/>
-        </w:rPr>
-        <w:t xml:space="preserve">where </w:t>
-      </w:r>
-      <w:r>
-        <w:rPr>
-          <w:lang w:bidi="en-US"/>
-        </w:rPr>
-        <w:t>nᵢ</w:t>
-      </w:r>
-      <w:r>
-        <w:rPr>
-          <w:rFonts w:ascii="Times New Roman" w:hAnsi="Times New Roman" w:cs="Times New Roman"/>
-        </w:rPr>
-        <w:t xml:space="preserve"> is the amount of species </w:t>
-      </w:r>
-      <w:r>
-        <w:rPr>
-          <w:rFonts w:ascii="Times New Roman" w:hAnsi="Times New Roman" w:cs="Times New Roman"/>
-        </w:rPr>
-        <w:t>i</w:t>
-      </w:r>
-      <w:r>
-        <w:rPr>
-          <w:rFonts w:ascii="Times New Roman" w:hAnsi="Times New Roman" w:cs="Times New Roman"/>
-        </w:rPr>
-        <w:t xml:space="preserve">, </w:t>
-      </w:r>
-      <w:r>
-        <w:rPr>
-          <w:lang w:bidi="en-US"/>
-        </w:rPr>
-        <w:t>μᵢ</w:t>
-      </w:r>
-      <w:r>
-        <w:rPr>
-          <w:rFonts w:ascii="Times New Roman" w:hAnsi="Times New Roman" w:cs="Times New Roman"/>
-        </w:rPr>
-        <w:t xml:space="preserve"> is its chemical potential, R is the universal gas constant, T is temperature, and </w:t>
-      </w:r>
-      <w:r>
-        <w:rPr>
-          <w:lang w:bidi="en-US"/>
-        </w:rPr>
         <w:t>aᵢ</w:t>
       </w:r>
       <w:r>
@@ -952,6 +1220,7 @@
     </w:p>
     <w:p>
       <w:pPr>
+        <w:jc w:val="both"/>
         <w:rPr>
           <w:rFonts w:ascii="Times New Roman" w:hAnsi="Times New Roman" w:cs="Times New Roman"/>
         </w:rPr>
@@ -993,7 +1262,7 @@
                     </pic:cNvPicPr>
                   </pic:nvPicPr>
                   <pic:blipFill>
-                    <a:blip r:embed="rId5">
+                    <a:blip r:embed="rId6">
                       <a:extLst>
                         <a:ext uri="{28A0092B-C50C-407E-A947-70E740481C1C}">
                           <a14:useLocalDpi xmlns:a14="http://schemas.microsoft.com/office/drawing/2010/main" val="0"/>
@@ -1135,6 +1404,10 @@
       <w:tblPr>
         <w:tblStyle w:val="TabloKlavuzu"/>
         <w:tblW w:w="0" w:type="auto"/>
+        <w:tblBorders>
+          <w:left w:val="none" w:sz="0" w:space="0" w:color="auto"/>
+          <w:right w:val="none" w:sz="0" w:space="0" w:color="auto"/>
+        </w:tblBorders>
         <w:tblLook w:val="04A0" w:firstRow="1" w:lastRow="0" w:firstColumn="1" w:lastColumn="0" w:noHBand="0" w:noVBand="1"/>
       </w:tblPr>
       <w:tblGrid>
@@ -1145,6 +1418,10 @@
         <w:tc>
           <w:tcPr>
             <w:tcW w:w="4675" w:type="dxa"/>
+            <w:tcBorders>
+              <w:bottom w:val="single" w:sz="4" w:space="0" w:color="auto"/>
+              <w:right w:val="nil"/>
+            </w:tcBorders>
           </w:tcPr>
           <w:p>
             <w:pPr>
@@ -1167,6 +1444,10 @@
         <w:tc>
           <w:tcPr>
             <w:tcW w:w="4675" w:type="dxa"/>
+            <w:tcBorders>
+              <w:left w:val="nil"/>
+              <w:bottom w:val="single" w:sz="4" w:space="0" w:color="auto"/>
+            </w:tcBorders>
           </w:tcPr>
           <w:p>
             <w:pPr>
@@ -1191,6 +1472,10 @@
         <w:tc>
           <w:tcPr>
             <w:tcW w:w="4675" w:type="dxa"/>
+            <w:tcBorders>
+              <w:bottom w:val="nil"/>
+              <w:right w:val="nil"/>
+            </w:tcBorders>
           </w:tcPr>
           <w:p>
             <w:pPr>
@@ -1209,6 +1494,10 @@
         <w:tc>
           <w:tcPr>
             <w:tcW w:w="4675" w:type="dxa"/>
+            <w:tcBorders>
+              <w:left w:val="nil"/>
+              <w:bottom w:val="nil"/>
+            </w:tcBorders>
           </w:tcPr>
           <w:p>
             <w:pPr>
@@ -1229,6 +1518,11 @@
         <w:tc>
           <w:tcPr>
             <w:tcW w:w="4675" w:type="dxa"/>
+            <w:tcBorders>
+              <w:top w:val="nil"/>
+              <w:bottom w:val="nil"/>
+              <w:right w:val="nil"/>
+            </w:tcBorders>
           </w:tcPr>
           <w:p>
             <w:pPr>
@@ -1247,6 +1541,11 @@
         <w:tc>
           <w:tcPr>
             <w:tcW w:w="4675" w:type="dxa"/>
+            <w:tcBorders>
+              <w:top w:val="nil"/>
+              <w:left w:val="nil"/>
+              <w:bottom w:val="nil"/>
+            </w:tcBorders>
           </w:tcPr>
           <w:p>
             <w:pPr>
@@ -1267,6 +1566,11 @@
         <w:tc>
           <w:tcPr>
             <w:tcW w:w="4675" w:type="dxa"/>
+            <w:tcBorders>
+              <w:top w:val="nil"/>
+              <w:bottom w:val="nil"/>
+              <w:right w:val="nil"/>
+            </w:tcBorders>
           </w:tcPr>
           <w:p>
             <w:pPr>
@@ -1285,6 +1589,11 @@
         <w:tc>
           <w:tcPr>
             <w:tcW w:w="4675" w:type="dxa"/>
+            <w:tcBorders>
+              <w:top w:val="nil"/>
+              <w:left w:val="nil"/>
+              <w:bottom w:val="nil"/>
+            </w:tcBorders>
           </w:tcPr>
           <w:p>
             <w:pPr>
@@ -1305,6 +1614,11 @@
         <w:tc>
           <w:tcPr>
             <w:tcW w:w="4675" w:type="dxa"/>
+            <w:tcBorders>
+              <w:top w:val="nil"/>
+              <w:bottom w:val="nil"/>
+              <w:right w:val="nil"/>
+            </w:tcBorders>
           </w:tcPr>
           <w:p>
             <w:pPr>
@@ -1323,6 +1637,11 @@
         <w:tc>
           <w:tcPr>
             <w:tcW w:w="4675" w:type="dxa"/>
+            <w:tcBorders>
+              <w:top w:val="nil"/>
+              <w:left w:val="nil"/>
+              <w:bottom w:val="nil"/>
+            </w:tcBorders>
           </w:tcPr>
           <w:p>
             <w:pPr>
@@ -1343,6 +1662,11 @@
         <w:tc>
           <w:tcPr>
             <w:tcW w:w="4675" w:type="dxa"/>
+            <w:tcBorders>
+              <w:top w:val="nil"/>
+              <w:bottom w:val="nil"/>
+              <w:right w:val="nil"/>
+            </w:tcBorders>
           </w:tcPr>
           <w:p>
             <w:pPr>
@@ -1361,6 +1685,11 @@
         <w:tc>
           <w:tcPr>
             <w:tcW w:w="4675" w:type="dxa"/>
+            <w:tcBorders>
+              <w:top w:val="nil"/>
+              <w:left w:val="nil"/>
+              <w:bottom w:val="nil"/>
+            </w:tcBorders>
           </w:tcPr>
           <w:p>
             <w:pPr>
@@ -1381,6 +1710,11 @@
         <w:tc>
           <w:tcPr>
             <w:tcW w:w="4675" w:type="dxa"/>
+            <w:tcBorders>
+              <w:top w:val="nil"/>
+              <w:bottom w:val="nil"/>
+              <w:right w:val="nil"/>
+            </w:tcBorders>
           </w:tcPr>
           <w:p>
             <w:pPr>
@@ -1399,6 +1733,11 @@
         <w:tc>
           <w:tcPr>
             <w:tcW w:w="4675" w:type="dxa"/>
+            <w:tcBorders>
+              <w:top w:val="nil"/>
+              <w:left w:val="nil"/>
+              <w:bottom w:val="nil"/>
+            </w:tcBorders>
           </w:tcPr>
           <w:p>
             <w:pPr>
@@ -1419,6 +1758,11 @@
         <w:tc>
           <w:tcPr>
             <w:tcW w:w="4675" w:type="dxa"/>
+            <w:tcBorders>
+              <w:top w:val="nil"/>
+              <w:bottom w:val="nil"/>
+              <w:right w:val="nil"/>
+            </w:tcBorders>
           </w:tcPr>
           <w:p>
             <w:pPr>
@@ -1437,6 +1781,11 @@
         <w:tc>
           <w:tcPr>
             <w:tcW w:w="4675" w:type="dxa"/>
+            <w:tcBorders>
+              <w:top w:val="nil"/>
+              <w:left w:val="nil"/>
+              <w:bottom w:val="nil"/>
+            </w:tcBorders>
           </w:tcPr>
           <w:p>
             <w:pPr>
@@ -1457,6 +1806,10 @@
         <w:tc>
           <w:tcPr>
             <w:tcW w:w="4675" w:type="dxa"/>
+            <w:tcBorders>
+              <w:top w:val="nil"/>
+              <w:right w:val="nil"/>
+            </w:tcBorders>
           </w:tcPr>
           <w:p>
             <w:pPr>
@@ -1475,6 +1828,10 @@
         <w:tc>
           <w:tcPr>
             <w:tcW w:w="4675" w:type="dxa"/>
+            <w:tcBorders>
+              <w:top w:val="nil"/>
+              <w:left w:val="nil"/>
+            </w:tcBorders>
           </w:tcPr>
           <w:p>
             <w:pPr>
@@ -1585,7 +1942,7 @@
                     </pic:cNvPicPr>
                   </pic:nvPicPr>
                   <pic:blipFill rotWithShape="1">
-                    <a:blip r:embed="rId6">
+                    <a:blip r:embed="rId7">
                       <a:extLst>
                         <a:ext uri="{28A0092B-C50C-407E-A947-70E740481C1C}">
                           <a14:useLocalDpi xmlns:a14="http://schemas.microsoft.com/office/drawing/2010/main" val="0"/>
@@ -1825,6 +2182,14 @@
       <w:tblPr>
         <w:tblStyle w:val="TabloKlavuzu"/>
         <w:tblW w:w="0" w:type="auto"/>
+        <w:tblBorders>
+          <w:top w:val="none" w:sz="0" w:space="0" w:color="auto"/>
+          <w:left w:val="none" w:sz="0" w:space="0" w:color="auto"/>
+          <w:bottom w:val="none" w:sz="0" w:space="0" w:color="auto"/>
+          <w:right w:val="none" w:sz="0" w:space="0" w:color="auto"/>
+          <w:insideH w:val="none" w:sz="0" w:space="0" w:color="auto"/>
+          <w:insideV w:val="none" w:sz="0" w:space="0" w:color="auto"/>
+        </w:tblBorders>
         <w:tblLook w:val="04A0" w:firstRow="1" w:lastRow="0" w:firstColumn="1" w:lastColumn="0" w:noHBand="0" w:noVBand="1"/>
       </w:tblPr>
       <w:tblGrid>
@@ -1837,6 +2202,10 @@
         <w:tc>
           <w:tcPr>
             <w:tcW w:w="2337" w:type="dxa"/>
+            <w:tcBorders>
+              <w:top w:val="single" w:sz="4" w:space="0" w:color="auto"/>
+              <w:bottom w:val="single" w:sz="4" w:space="0" w:color="auto"/>
+            </w:tcBorders>
           </w:tcPr>
           <w:p>
             <w:pPr>
@@ -1855,6 +2224,10 @@
         <w:tc>
           <w:tcPr>
             <w:tcW w:w="2337" w:type="dxa"/>
+            <w:tcBorders>
+              <w:top w:val="single" w:sz="4" w:space="0" w:color="auto"/>
+              <w:bottom w:val="single" w:sz="4" w:space="0" w:color="auto"/>
+            </w:tcBorders>
           </w:tcPr>
           <w:p>
             <w:pPr>
@@ -1873,6 +2246,10 @@
         <w:tc>
           <w:tcPr>
             <w:tcW w:w="2338" w:type="dxa"/>
+            <w:tcBorders>
+              <w:top w:val="single" w:sz="4" w:space="0" w:color="auto"/>
+              <w:bottom w:val="single" w:sz="4" w:space="0" w:color="auto"/>
+            </w:tcBorders>
           </w:tcPr>
           <w:p>
             <w:pPr>
@@ -1891,6 +2268,10 @@
         <w:tc>
           <w:tcPr>
             <w:tcW w:w="2338" w:type="dxa"/>
+            <w:tcBorders>
+              <w:top w:val="single" w:sz="4" w:space="0" w:color="auto"/>
+              <w:bottom w:val="single" w:sz="4" w:space="0" w:color="auto"/>
+            </w:tcBorders>
           </w:tcPr>
           <w:p>
             <w:pPr>
@@ -1911,6 +2292,9 @@
         <w:tc>
           <w:tcPr>
             <w:tcW w:w="2337" w:type="dxa"/>
+            <w:tcBorders>
+              <w:top w:val="single" w:sz="4" w:space="0" w:color="auto"/>
+            </w:tcBorders>
           </w:tcPr>
           <w:p>
             <w:pPr>
@@ -1929,6 +2313,9 @@
         <w:tc>
           <w:tcPr>
             <w:tcW w:w="2337" w:type="dxa"/>
+            <w:tcBorders>
+              <w:top w:val="single" w:sz="4" w:space="0" w:color="auto"/>
+            </w:tcBorders>
           </w:tcPr>
           <w:p>
             <w:pPr>
@@ -1947,6 +2334,9 @@
         <w:tc>
           <w:tcPr>
             <w:tcW w:w="2338" w:type="dxa"/>
+            <w:tcBorders>
+              <w:top w:val="single" w:sz="4" w:space="0" w:color="auto"/>
+            </w:tcBorders>
           </w:tcPr>
           <w:p>
             <w:pPr>
@@ -1965,6 +2355,9 @@
         <w:tc>
           <w:tcPr>
             <w:tcW w:w="2338" w:type="dxa"/>
+            <w:tcBorders>
+              <w:top w:val="single" w:sz="4" w:space="0" w:color="auto"/>
+            </w:tcBorders>
           </w:tcPr>
           <w:p>
             <w:pPr>
@@ -2152,6 +2545,12 @@
               </w:rPr>
               <w:t>LP</w:t>
             </w:r>
+            <w:r>
+              <w:rPr>
+                <w:rFonts w:ascii="Times New Roman" w:hAnsi="Times New Roman" w:cs="Times New Roman"/>
+              </w:rPr>
+              <w:t xml:space="preserve"> *</w:t>
+            </w:r>
           </w:p>
         </w:tc>
         <w:tc>
@@ -2168,7 +2567,7 @@
               <w:rPr>
                 <w:rFonts w:ascii="Times New Roman" w:hAnsi="Times New Roman" w:cs="Times New Roman"/>
               </w:rPr>
-              <w:t xml:space="preserve">**0.863** </w:t>
+              <w:t>0.863</w:t>
             </w:r>
           </w:p>
         </w:tc>
@@ -2186,7 +2585,7 @@
               <w:rPr>
                 <w:rFonts w:ascii="Times New Roman" w:hAnsi="Times New Roman" w:cs="Times New Roman"/>
               </w:rPr>
-              <w:t xml:space="preserve">**5.87** </w:t>
+              <w:t>5.87</w:t>
             </w:r>
           </w:p>
         </w:tc>
@@ -2204,7 +2603,7 @@
               <w:rPr>
                 <w:rFonts w:ascii="Times New Roman" w:hAnsi="Times New Roman" w:cs="Times New Roman"/>
               </w:rPr>
-              <w:t xml:space="preserve">**4.03** </w:t>
+              <w:t>4.03</w:t>
             </w:r>
           </w:p>
         </w:tc>
@@ -2441,6 +2840,9 @@
         <w:tc>
           <w:tcPr>
             <w:tcW w:w="2337" w:type="dxa"/>
+            <w:tcBorders>
+              <w:bottom w:val="single" w:sz="4" w:space="0" w:color="auto"/>
+            </w:tcBorders>
           </w:tcPr>
           <w:p>
             <w:pPr>
@@ -2459,6 +2861,9 @@
         <w:tc>
           <w:tcPr>
             <w:tcW w:w="2337" w:type="dxa"/>
+            <w:tcBorders>
+              <w:bottom w:val="single" w:sz="4" w:space="0" w:color="auto"/>
+            </w:tcBorders>
           </w:tcPr>
           <w:p>
             <w:pPr>
@@ -2477,6 +2882,9 @@
         <w:tc>
           <w:tcPr>
             <w:tcW w:w="2338" w:type="dxa"/>
+            <w:tcBorders>
+              <w:bottom w:val="single" w:sz="4" w:space="0" w:color="auto"/>
+            </w:tcBorders>
           </w:tcPr>
           <w:p>
             <w:pPr>
@@ -2495,6 +2903,9 @@
         <w:tc>
           <w:tcPr>
             <w:tcW w:w="2338" w:type="dxa"/>
+            <w:tcBorders>
+              <w:bottom w:val="single" w:sz="4" w:space="0" w:color="auto"/>
+            </w:tcBorders>
           </w:tcPr>
           <w:p>
             <w:pPr>
@@ -2523,6 +2934,19 @@
           <w:rFonts w:ascii="Times New Roman" w:hAnsi="Times New Roman" w:cs="Times New Roman"/>
         </w:rPr>
         <w:lastRenderedPageBreak/>
+        <w:t>* The best performed model is represented by an asterix</w:t>
+      </w:r>
+    </w:p>
+    <w:p>
+      <w:pPr>
+        <w:rPr>
+          <w:rFonts w:ascii="Times New Roman" w:hAnsi="Times New Roman" w:cs="Times New Roman"/>
+        </w:rPr>
+      </w:pPr>
+      <w:r>
+        <w:rPr>
+          <w:rFonts w:ascii="Times New Roman" w:hAnsi="Times New Roman" w:cs="Times New Roman"/>
+        </w:rPr>
         <w:t>The standard MLP improved mean R² by 0.292 absolute points relative to random forest, corresponding to a 51.1% relative increase when random forest is used as the baseline. The comparison supports the use of a multilayer nonlinear representation for this inverse equilibrium mapping. It does not imply that neural networks will universally outperform tree models outside the present data and tuning protocol.</w:t>
       </w:r>
     </w:p>
@@ -2606,6 +3030,14 @@
       <w:tblPr>
         <w:tblStyle w:val="TabloKlavuzu"/>
         <w:tblW w:w="0" w:type="auto"/>
+        <w:tblBorders>
+          <w:top w:val="none" w:sz="0" w:space="0" w:color="auto"/>
+          <w:left w:val="none" w:sz="0" w:space="0" w:color="auto"/>
+          <w:bottom w:val="none" w:sz="0" w:space="0" w:color="auto"/>
+          <w:right w:val="none" w:sz="0" w:space="0" w:color="auto"/>
+          <w:insideH w:val="none" w:sz="0" w:space="0" w:color="auto"/>
+          <w:insideV w:val="none" w:sz="0" w:space="0" w:color="auto"/>
+        </w:tblBorders>
         <w:tblLook w:val="04A0" w:firstRow="1" w:lastRow="0" w:firstColumn="1" w:lastColumn="0" w:noHBand="0" w:noVBand="1"/>
       </w:tblPr>
       <w:tblGrid>
@@ -2618,6 +3050,10 @@
         <w:tc>
           <w:tcPr>
             <w:tcW w:w="2337" w:type="dxa"/>
+            <w:tcBorders>
+              <w:top w:val="single" w:sz="4" w:space="0" w:color="auto"/>
+              <w:bottom w:val="single" w:sz="4" w:space="0" w:color="auto"/>
+            </w:tcBorders>
           </w:tcPr>
           <w:p>
             <w:pPr>
@@ -2636,6 +3072,10 @@
         <w:tc>
           <w:tcPr>
             <w:tcW w:w="2337" w:type="dxa"/>
+            <w:tcBorders>
+              <w:top w:val="single" w:sz="4" w:space="0" w:color="auto"/>
+              <w:bottom w:val="single" w:sz="4" w:space="0" w:color="auto"/>
+            </w:tcBorders>
           </w:tcPr>
           <w:p>
             <w:pPr>
@@ -2654,6 +3094,10 @@
         <w:tc>
           <w:tcPr>
             <w:tcW w:w="2338" w:type="dxa"/>
+            <w:tcBorders>
+              <w:top w:val="single" w:sz="4" w:space="0" w:color="auto"/>
+              <w:bottom w:val="single" w:sz="4" w:space="0" w:color="auto"/>
+            </w:tcBorders>
           </w:tcPr>
           <w:p>
             <w:pPr>
@@ -2672,6 +3116,10 @@
         <w:tc>
           <w:tcPr>
             <w:tcW w:w="2338" w:type="dxa"/>
+            <w:tcBorders>
+              <w:top w:val="single" w:sz="4" w:space="0" w:color="auto"/>
+              <w:bottom w:val="single" w:sz="4" w:space="0" w:color="auto"/>
+            </w:tcBorders>
           </w:tcPr>
           <w:p>
             <w:pPr>
@@ -2692,6 +3140,9 @@
         <w:tc>
           <w:tcPr>
             <w:tcW w:w="2337" w:type="dxa"/>
+            <w:tcBorders>
+              <w:top w:val="single" w:sz="4" w:space="0" w:color="auto"/>
+            </w:tcBorders>
           </w:tcPr>
           <w:p>
             <w:pPr>
@@ -2710,6 +3161,9 @@
         <w:tc>
           <w:tcPr>
             <w:tcW w:w="2337" w:type="dxa"/>
+            <w:tcBorders>
+              <w:top w:val="single" w:sz="4" w:space="0" w:color="auto"/>
+            </w:tcBorders>
           </w:tcPr>
           <w:p>
             <w:pPr>
@@ -2728,6 +3182,9 @@
         <w:tc>
           <w:tcPr>
             <w:tcW w:w="2338" w:type="dxa"/>
+            <w:tcBorders>
+              <w:top w:val="single" w:sz="4" w:space="0" w:color="auto"/>
+            </w:tcBorders>
           </w:tcPr>
           <w:p>
             <w:pPr>
@@ -2746,6 +3203,9 @@
         <w:tc>
           <w:tcPr>
             <w:tcW w:w="2338" w:type="dxa"/>
+            <w:tcBorders>
+              <w:top w:val="single" w:sz="4" w:space="0" w:color="auto"/>
+            </w:tcBorders>
           </w:tcPr>
           <w:p>
             <w:pPr>
@@ -3136,6 +3596,9 @@
         <w:tc>
           <w:tcPr>
             <w:tcW w:w="2337" w:type="dxa"/>
+            <w:tcBorders>
+              <w:bottom w:val="single" w:sz="4" w:space="0" w:color="auto"/>
+            </w:tcBorders>
           </w:tcPr>
           <w:p>
             <w:pPr>
@@ -3154,54 +3617,63 @@
         <w:tc>
           <w:tcPr>
             <w:tcW w:w="2337" w:type="dxa"/>
-          </w:tcPr>
-          <w:p>
-            <w:pPr>
-              <w:rPr>
-                <w:rFonts w:ascii="Times New Roman" w:hAnsi="Times New Roman" w:cs="Times New Roman"/>
-              </w:rPr>
-            </w:pPr>
-            <w:r>
-              <w:rPr>
-                <w:rFonts w:ascii="Times New Roman" w:hAnsi="Times New Roman" w:cs="Times New Roman"/>
-              </w:rPr>
-              <w:t xml:space="preserve">**0.863** </w:t>
+            <w:tcBorders>
+              <w:bottom w:val="single" w:sz="4" w:space="0" w:color="auto"/>
+            </w:tcBorders>
+          </w:tcPr>
+          <w:p>
+            <w:pPr>
+              <w:rPr>
+                <w:rFonts w:ascii="Times New Roman" w:hAnsi="Times New Roman" w:cs="Times New Roman"/>
+              </w:rPr>
+            </w:pPr>
+            <w:r>
+              <w:rPr>
+                <w:rFonts w:ascii="Times New Roman" w:hAnsi="Times New Roman" w:cs="Times New Roman"/>
+              </w:rPr>
+              <w:t>0.863</w:t>
             </w:r>
           </w:p>
         </w:tc>
         <w:tc>
           <w:tcPr>
             <w:tcW w:w="2338" w:type="dxa"/>
-          </w:tcPr>
-          <w:p>
-            <w:pPr>
-              <w:rPr>
-                <w:rFonts w:ascii="Times New Roman" w:hAnsi="Times New Roman" w:cs="Times New Roman"/>
-              </w:rPr>
-            </w:pPr>
-            <w:r>
-              <w:rPr>
-                <w:rFonts w:ascii="Times New Roman" w:hAnsi="Times New Roman" w:cs="Times New Roman"/>
-              </w:rPr>
-              <w:t xml:space="preserve">**5.87** </w:t>
+            <w:tcBorders>
+              <w:bottom w:val="single" w:sz="4" w:space="0" w:color="auto"/>
+            </w:tcBorders>
+          </w:tcPr>
+          <w:p>
+            <w:pPr>
+              <w:rPr>
+                <w:rFonts w:ascii="Times New Roman" w:hAnsi="Times New Roman" w:cs="Times New Roman"/>
+              </w:rPr>
+            </w:pPr>
+            <w:r>
+              <w:rPr>
+                <w:rFonts w:ascii="Times New Roman" w:hAnsi="Times New Roman" w:cs="Times New Roman"/>
+              </w:rPr>
+              <w:t>5.87</w:t>
             </w:r>
           </w:p>
         </w:tc>
         <w:tc>
           <w:tcPr>
             <w:tcW w:w="2338" w:type="dxa"/>
-          </w:tcPr>
-          <w:p>
-            <w:pPr>
-              <w:rPr>
-                <w:rFonts w:ascii="Times New Roman" w:hAnsi="Times New Roman" w:cs="Times New Roman"/>
-              </w:rPr>
-            </w:pPr>
-            <w:r>
-              <w:rPr>
-                <w:rFonts w:ascii="Times New Roman" w:hAnsi="Times New Roman" w:cs="Times New Roman"/>
-              </w:rPr>
-              <w:t xml:space="preserve">**4.03** </w:t>
+            <w:tcBorders>
+              <w:bottom w:val="single" w:sz="4" w:space="0" w:color="auto"/>
+            </w:tcBorders>
+          </w:tcPr>
+          <w:p>
+            <w:pPr>
+              <w:rPr>
+                <w:rFonts w:ascii="Times New Roman" w:hAnsi="Times New Roman" w:cs="Times New Roman"/>
+              </w:rPr>
+            </w:pPr>
+            <w:r>
+              <w:rPr>
+                <w:rFonts w:ascii="Times New Roman" w:hAnsi="Times New Roman" w:cs="Times New Roman"/>
+              </w:rPr>
+              <w:t>4.03</w:t>
             </w:r>
           </w:p>
         </w:tc>
@@ -3421,9 +3893,9 @@
           <w:noProof/>
         </w:rPr>
         <w:drawing>
-          <wp:inline distT="0" distB="0" distL="0" distR="0" wp14:anchorId="5A40AA00" wp14:editId="347555CE">
+          <wp:inline distT="0" distB="0" distL="0" distR="0" wp14:anchorId="5A40AA00" wp14:editId="48A7884B">
             <wp:extent cx="5936615" cy="3493770"/>
-            <wp:effectExtent l="0" t="0" r="6985" b="0"/>
+            <wp:effectExtent l="19050" t="19050" r="26035" b="11430"/>
             <wp:docPr id="2027451556" name="Resim 5"/>
             <wp:cNvGraphicFramePr>
               <a:graphicFrameLocks xmlns:a="http://schemas.openxmlformats.org/drawingml/2006/main" noChangeAspect="1"/>
@@ -3438,7 +3910,7 @@
                     </pic:cNvPicPr>
                   </pic:nvPicPr>
                   <pic:blipFill>
-                    <a:blip r:embed="rId7" cstate="print">
+                    <a:blip r:embed="rId8" cstate="print">
                       <a:extLst>
                         <a:ext uri="{28A0092B-C50C-407E-A947-70E740481C1C}">
                           <a14:useLocalDpi xmlns:a14="http://schemas.microsoft.com/office/drawing/2010/main" val="0"/>
@@ -3460,7 +3932,9 @@
                     </a:prstGeom>
                     <a:noFill/>
                     <a:ln>
-                      <a:noFill/>
+                      <a:solidFill>
+                        <a:schemeClr val="tx1"/>
+                      </a:solidFill>
                     </a:ln>
                   </pic:spPr>
                 </pic:pic>
@@ -3629,7 +4103,7 @@
         <w:rPr>
           <w:rFonts w:ascii="Times New Roman" w:hAnsi="Times New Roman" w:cs="Times New Roman"/>
         </w:rPr>
-        <w:t xml:space="preserve"> Industrial implementation requires the model to be trained, calibrated, and independently validated using paired measurements collected from the target reformer. Cantera-generated data are not intended to replace these measurements or to serve as the permanent training data of the deployed soft sensor. The principal outcome of this study is therefore a validated methodological workflow and candidate model architecture for subsequent plant-specific soft-sensor development.</w:t>
+        <w:t>Industrial implementation requires the model to be trained, calibrated, and independently validated using paired measurements collected from the target reformer. Cantera-generated data are not intended to replace these measurements or to serve as the permanent training data of the deployed soft sensor. The principal outcome of this study is therefore a validated methodological workflow and candidate model architecture for subsequent plant-specific soft-sensor development.</w:t>
       </w:r>
       <w:r>
         <w:rPr>
@@ -3727,7 +4201,51 @@
         <w:rPr>
           <w:rFonts w:ascii="Times New Roman" w:hAnsi="Times New Roman" w:cs="Times New Roman"/>
         </w:rPr>
-        <w:t>Orhun Uzdiyem: Conceptualization, Methodology, Software, Validation, Formal analysis, Investigation, Data curation, Writing - original draft, Visualization.</w:t>
+        <w:t xml:space="preserve">Orhun Uzdiyem: Conceptualization, </w:t>
+      </w:r>
+      <w:proofErr w:type="gramStart"/>
+      <w:r>
+        <w:rPr>
+          <w:rFonts w:ascii="Times New Roman" w:hAnsi="Times New Roman" w:cs="Times New Roman"/>
+        </w:rPr>
+        <w:t>m</w:t>
+      </w:r>
+      <w:r>
+        <w:rPr>
+          <w:rFonts w:ascii="Times New Roman" w:hAnsi="Times New Roman" w:cs="Times New Roman"/>
+        </w:rPr>
+        <w:t xml:space="preserve">ethodology, </w:t>
+      </w:r>
+      <w:r>
+        <w:rPr>
+          <w:rFonts w:ascii="Times New Roman" w:hAnsi="Times New Roman" w:cs="Times New Roman"/>
+        </w:rPr>
+        <w:t xml:space="preserve"> s</w:t>
+      </w:r>
+      <w:r>
+        <w:rPr>
+          <w:rFonts w:ascii="Times New Roman" w:hAnsi="Times New Roman" w:cs="Times New Roman"/>
+        </w:rPr>
+        <w:t>oftware</w:t>
+      </w:r>
+      <w:proofErr w:type="gramEnd"/>
+      <w:r>
+        <w:rPr>
+          <w:rFonts w:ascii="Times New Roman" w:hAnsi="Times New Roman" w:cs="Times New Roman"/>
+        </w:rPr>
+        <w:t xml:space="preserve">, </w:t>
+      </w:r>
+      <w:r>
+        <w:rPr>
+          <w:rFonts w:ascii="Times New Roman" w:hAnsi="Times New Roman" w:cs="Times New Roman"/>
+        </w:rPr>
+        <w:t>v</w:t>
+      </w:r>
+      <w:r>
+        <w:rPr>
+          <w:rFonts w:ascii="Times New Roman" w:hAnsi="Times New Roman" w:cs="Times New Roman"/>
+        </w:rPr>
+        <w:t>alidation, Formal analysis, Data curation, Writing - original draft, Visualization.</w:t>
       </w:r>
     </w:p>
     <w:p>
@@ -3784,7 +4302,61 @@
         <w:rPr>
           <w:rFonts w:ascii="Times New Roman" w:hAnsi="Times New Roman" w:cs="Times New Roman"/>
         </w:rPr>
-        <w:t>The cleaned data tables, data dictionary, simulation scripts, model-training scripts, and model-performance files will be deposited in a public repository before submission. The repository DOI and permanent URL will be inserted in the accepted data statement.</w:t>
+        <w:t xml:space="preserve">The </w:t>
+      </w:r>
+      <w:r>
+        <w:rPr>
+          <w:rFonts w:ascii="Times New Roman" w:hAnsi="Times New Roman" w:cs="Times New Roman"/>
+        </w:rPr>
+        <w:t xml:space="preserve">used data, generated data, </w:t>
+      </w:r>
+      <w:r>
+        <w:rPr>
+          <w:rFonts w:ascii="Times New Roman" w:hAnsi="Times New Roman" w:cs="Times New Roman"/>
+        </w:rPr>
+        <w:t xml:space="preserve">simulation scripts, model-training scripts, and model-performance files </w:t>
+      </w:r>
+      <w:r>
+        <w:rPr>
+          <w:rFonts w:ascii="Times New Roman" w:hAnsi="Times New Roman" w:cs="Times New Roman"/>
+        </w:rPr>
+        <w:t>is</w:t>
+      </w:r>
+      <w:r>
+        <w:rPr>
+          <w:rFonts w:ascii="Times New Roman" w:hAnsi="Times New Roman" w:cs="Times New Roman"/>
+        </w:rPr>
+        <w:t xml:space="preserve"> deposited in </w:t>
+      </w:r>
+      <w:r>
+        <w:rPr>
+          <w:rFonts w:ascii="Times New Roman" w:hAnsi="Times New Roman" w:cs="Times New Roman"/>
+        </w:rPr>
+        <w:t>a</w:t>
+      </w:r>
+      <w:r>
+        <w:rPr>
+          <w:rFonts w:ascii="Times New Roman" w:hAnsi="Times New Roman" w:cs="Times New Roman"/>
+        </w:rPr>
+        <w:t xml:space="preserve"> public repository</w:t>
+      </w:r>
+      <w:r>
+        <w:rPr>
+          <w:rFonts w:ascii="Times New Roman" w:hAnsi="Times New Roman" w:cs="Times New Roman"/>
+        </w:rPr>
+        <w:t>:</w:t>
+      </w:r>
+      <w:r>
+        <w:rPr>
+          <w:rFonts w:ascii="Times New Roman" w:hAnsi="Times New Roman" w:cs="Times New Roman"/>
+        </w:rPr>
+        <w:t xml:space="preserve"> </w:t>
+      </w:r>
+      <w:r>
+        <w:rPr>
+          <w:rFonts w:ascii="Times New Roman" w:hAnsi="Times New Roman" w:cs="Times New Roman"/>
+        </w:rPr>
+        <w:t>{link}</w:t>
       </w:r>
     </w:p>
     <w:p>
@@ -4107,6 +4679,437 @@
         </w:rPr>
         <w:lastRenderedPageBreak/>
         <w:t>Zhang, S., Chen, T., Xiong, Y., Dong, Q., 2022. A comprehensive review of bio-oil, bio-binder and bio-asphalt materials: Their source, composition, preparation and performance. Journal of Traffic and Transportation Engineering (English Edition) 9, 151-166.</w:t>
+      </w:r>
+    </w:p>
+    <w:p>
+      <w:pPr>
+        <w:rPr>
+          <w:rFonts w:ascii="Times New Roman" w:hAnsi="Times New Roman" w:cs="Times New Roman"/>
+        </w:rPr>
+      </w:pPr>
+      <w:r>
+        <w:rPr>
+          <w:rFonts w:ascii="Times New Roman" w:hAnsi="Times New Roman" w:cs="Times New Roman"/>
+        </w:rPr>
+        <w:t>Azri Sukiran, M., Palm Oil Board, M., Institusi, P., Baru Bangi, B., Mee Chin, C., &amp; Kartini Abu Bakar, N., 2009. Bio-oils from Pyrolysis of Oil Palm Empty Fruit Bunches. American Journal of Applied Sciences</w:t>
+      </w:r>
+    </w:p>
+    <w:p>
+      <w:pPr>
+        <w:rPr>
+          <w:rFonts w:ascii="Times New Roman" w:hAnsi="Times New Roman" w:cs="Times New Roman"/>
+        </w:rPr>
+      </w:pPr>
+      <w:r>
+        <w:rPr>
+          <w:rFonts w:ascii="Times New Roman" w:hAnsi="Times New Roman" w:cs="Times New Roman"/>
+        </w:rPr>
+        <w:t xml:space="preserve">  6(5), 869-875.</w:t>
+      </w:r>
+    </w:p>
+    <w:p>
+      <w:pPr>
+        <w:rPr>
+          <w:rFonts w:ascii="Times New Roman" w:hAnsi="Times New Roman" w:cs="Times New Roman"/>
+        </w:rPr>
+      </w:pPr>
+    </w:p>
+    <w:p>
+      <w:pPr>
+        <w:rPr>
+          <w:rFonts w:ascii="Times New Roman" w:hAnsi="Times New Roman" w:cs="Times New Roman"/>
+        </w:rPr>
+      </w:pPr>
+      <w:r>
+        <w:rPr>
+          <w:rFonts w:ascii="Times New Roman" w:hAnsi="Times New Roman" w:cs="Times New Roman"/>
+        </w:rPr>
+        <w:t xml:space="preserve">  Bordoloi, N., Narzari, R., Sut, D., Saikia, R., Chutia, R.S., Kataki, R., 2016. Characterization of bio-oil and its sub-fractions from pyrolysis of Scenedesmus dimorphus. Renewable Energy 98, 245-253.</w:t>
+      </w:r>
+    </w:p>
+    <w:p>
+      <w:pPr>
+        <w:rPr>
+          <w:rFonts w:ascii="Times New Roman" w:hAnsi="Times New Roman" w:cs="Times New Roman"/>
+        </w:rPr>
+      </w:pPr>
+      <w:r>
+        <w:rPr>
+          <w:rFonts w:ascii="Times New Roman" w:hAnsi="Times New Roman" w:cs="Times New Roman"/>
+        </w:rPr>
+        <w:t xml:space="preserve">  https://doi.org/10.1016/j.renene.2016.03.081</w:t>
+      </w:r>
+    </w:p>
+    <w:p>
+      <w:pPr>
+        <w:rPr>
+          <w:rFonts w:ascii="Times New Roman" w:hAnsi="Times New Roman" w:cs="Times New Roman"/>
+        </w:rPr>
+      </w:pPr>
+    </w:p>
+    <w:p>
+      <w:pPr>
+        <w:rPr>
+          <w:rFonts w:ascii="Times New Roman" w:hAnsi="Times New Roman" w:cs="Times New Roman"/>
+        </w:rPr>
+      </w:pPr>
+      <w:r>
+        <w:rPr>
+          <w:rFonts w:ascii="Times New Roman" w:hAnsi="Times New Roman" w:cs="Times New Roman"/>
+        </w:rPr>
+        <w:t xml:space="preserve">  Cao, B., Yuan, J., Jiang, D., Wang, S., Barati, B., Hu, Y., Yuan, C., Gong, X., Wang, Q., 2021. Seaweed-derived biochar with multiple active sites as a heterogeneous catalyst for converting macroalgae into</w:t>
+      </w:r>
+    </w:p>
+    <w:p>
+      <w:pPr>
+        <w:rPr>
+          <w:rFonts w:ascii="Times New Roman" w:hAnsi="Times New Roman" w:cs="Times New Roman"/>
+        </w:rPr>
+      </w:pPr>
+      <w:r>
+        <w:rPr>
+          <w:rFonts w:ascii="Times New Roman" w:hAnsi="Times New Roman" w:cs="Times New Roman"/>
+        </w:rPr>
+        <w:t xml:space="preserve">  acid-free biooil containing abundant ester and sugar substances. Fuel 285. https://doi.org/10.1016/j.fuel.2020.119164</w:t>
+      </w:r>
+    </w:p>
+    <w:p>
+      <w:pPr>
+        <w:rPr>
+          <w:rFonts w:ascii="Times New Roman" w:hAnsi="Times New Roman" w:cs="Times New Roman"/>
+        </w:rPr>
+      </w:pPr>
+    </w:p>
+    <w:p>
+      <w:pPr>
+        <w:rPr>
+          <w:rFonts w:ascii="Times New Roman" w:hAnsi="Times New Roman" w:cs="Times New Roman"/>
+        </w:rPr>
+      </w:pPr>
+      <w:r>
+        <w:rPr>
+          <w:rFonts w:ascii="Times New Roman" w:hAnsi="Times New Roman" w:cs="Times New Roman"/>
+        </w:rPr>
+        <w:t xml:space="preserve">  Chen, D., Chen, X., Sun, J., Zheng, Z., Fu, K., 2016. Pyrolysis polygeneration of pine nut shell: Quality of pyrolysis products and study on the preparation of activated carbon from biochar. Bioresource</w:t>
+      </w:r>
+    </w:p>
+    <w:p>
+      <w:pPr>
+        <w:rPr>
+          <w:rFonts w:ascii="Times New Roman" w:hAnsi="Times New Roman" w:cs="Times New Roman"/>
+        </w:rPr>
+      </w:pPr>
+      <w:r>
+        <w:rPr>
+          <w:rFonts w:ascii="Times New Roman" w:hAnsi="Times New Roman" w:cs="Times New Roman"/>
+        </w:rPr>
+        <w:t xml:space="preserve">  Technology 216, 629-636. https://doi.org/10.1016/j.biortech.2016.05.107</w:t>
+      </w:r>
+    </w:p>
+    <w:p>
+      <w:pPr>
+        <w:rPr>
+          <w:rFonts w:ascii="Times New Roman" w:hAnsi="Times New Roman" w:cs="Times New Roman"/>
+        </w:rPr>
+      </w:pPr>
+    </w:p>
+    <w:p>
+      <w:pPr>
+        <w:rPr>
+          <w:rFonts w:ascii="Times New Roman" w:hAnsi="Times New Roman" w:cs="Times New Roman"/>
+        </w:rPr>
+      </w:pPr>
+      <w:r>
+        <w:rPr>
+          <w:rFonts w:ascii="Times New Roman" w:hAnsi="Times New Roman" w:cs="Times New Roman"/>
+        </w:rPr>
+        <w:t xml:space="preserve">  Chen, D., Cen, K., Jing, X., Gao, J., Li, C., Ma, Z., 2017. An approach for upgrading biomass and pyrolysis product quality using a combination of aqueous phase bio-oil washing and torrefaction pretreatment.</w:t>
+      </w:r>
+    </w:p>
+    <w:p>
+      <w:pPr>
+        <w:rPr>
+          <w:rFonts w:ascii="Times New Roman" w:hAnsi="Times New Roman" w:cs="Times New Roman"/>
+        </w:rPr>
+      </w:pPr>
+      <w:r>
+        <w:rPr>
+          <w:rFonts w:ascii="Times New Roman" w:hAnsi="Times New Roman" w:cs="Times New Roman"/>
+        </w:rPr>
+        <w:t xml:space="preserve">  Bioresource Technology 233, 150-158. https://doi.org/10.1016/j.biortech.2017.02.120</w:t>
+      </w:r>
+    </w:p>
+    <w:p>
+      <w:pPr>
+        <w:rPr>
+          <w:rFonts w:ascii="Times New Roman" w:hAnsi="Times New Roman" w:cs="Times New Roman"/>
+        </w:rPr>
+      </w:pPr>
+    </w:p>
+    <w:p>
+      <w:pPr>
+        <w:rPr>
+          <w:rFonts w:ascii="Times New Roman" w:hAnsi="Times New Roman" w:cs="Times New Roman"/>
+        </w:rPr>
+      </w:pPr>
+      <w:r>
+        <w:rPr>
+          <w:rFonts w:ascii="Times New Roman" w:hAnsi="Times New Roman" w:cs="Times New Roman"/>
+        </w:rPr>
+        <w:t xml:space="preserve">  Chukwuneke, J.L., Ewulonu, M.C., Chukwujike, I.C., Okolie, P.C., 2019. Physico-chemical analysis of pyrolyzed bio-oil from Swietenia macrophylla (mahogany) wood. Heliyon 5(6), e01790.</w:t>
+      </w:r>
+    </w:p>
+    <w:p>
+      <w:pPr>
+        <w:rPr>
+          <w:rFonts w:ascii="Times New Roman" w:hAnsi="Times New Roman" w:cs="Times New Roman"/>
+        </w:rPr>
+      </w:pPr>
+      <w:r>
+        <w:rPr>
+          <w:rFonts w:ascii="Times New Roman" w:hAnsi="Times New Roman" w:cs="Times New Roman"/>
+        </w:rPr>
+        <w:lastRenderedPageBreak/>
+        <w:t xml:space="preserve">  https://doi.org/10.1016/j.heliyon.2019.e01790</w:t>
+      </w:r>
+    </w:p>
+    <w:p>
+      <w:pPr>
+        <w:rPr>
+          <w:rFonts w:ascii="Times New Roman" w:hAnsi="Times New Roman" w:cs="Times New Roman"/>
+        </w:rPr>
+      </w:pPr>
+    </w:p>
+    <w:p>
+      <w:pPr>
+        <w:rPr>
+          <w:rFonts w:ascii="Times New Roman" w:hAnsi="Times New Roman" w:cs="Times New Roman"/>
+        </w:rPr>
+      </w:pPr>
+      <w:r>
+        <w:rPr>
+          <w:rFonts w:ascii="Times New Roman" w:hAnsi="Times New Roman" w:cs="Times New Roman"/>
+        </w:rPr>
+        <w:t xml:space="preserve">  Hu, Z., Zhu, L., Cai, H., Huang, M., Li, J., Cai, B., Chen, D., Zhu, L., Yang, Y., Ma, Z., 2023. Enhancement of the production of bio-aromatics from bamboo pyrolysis: Wet torrefaction pretreatment coupled</w:t>
+      </w:r>
+    </w:p>
+    <w:p>
+      <w:pPr>
+        <w:rPr>
+          <w:rFonts w:ascii="Times New Roman" w:hAnsi="Times New Roman" w:cs="Times New Roman"/>
+        </w:rPr>
+      </w:pPr>
+      <w:r>
+        <w:rPr>
+          <w:rFonts w:ascii="Times New Roman" w:hAnsi="Times New Roman" w:cs="Times New Roman"/>
+        </w:rPr>
+        <w:t xml:space="preserve">  with catalytic fast pyrolysis. Journal of Analytical and Applied Pyrolysis 169, 105818.</w:t>
+      </w:r>
+    </w:p>
+    <w:p>
+      <w:pPr>
+        <w:rPr>
+          <w:rFonts w:ascii="Times New Roman" w:hAnsi="Times New Roman" w:cs="Times New Roman"/>
+        </w:rPr>
+      </w:pPr>
+    </w:p>
+    <w:p>
+      <w:pPr>
+        <w:rPr>
+          <w:rFonts w:ascii="Times New Roman" w:hAnsi="Times New Roman" w:cs="Times New Roman"/>
+        </w:rPr>
+      </w:pPr>
+      <w:r>
+        <w:rPr>
+          <w:rFonts w:ascii="Times New Roman" w:hAnsi="Times New Roman" w:cs="Times New Roman"/>
+        </w:rPr>
+        <w:t xml:space="preserve">  Hwang, H., Oh, S., Cho, T., Choi, I., Choi, J.W., 2013. Fast pyrolysis of potassium impregnated poplar wood and characterization of its influence on the formation as well as properties of pyrolytic products.</w:t>
+      </w:r>
+    </w:p>
+    <w:p>
+      <w:pPr>
+        <w:rPr>
+          <w:rFonts w:ascii="Times New Roman" w:hAnsi="Times New Roman" w:cs="Times New Roman"/>
+        </w:rPr>
+      </w:pPr>
+      <w:r>
+        <w:rPr>
+          <w:rFonts w:ascii="Times New Roman" w:hAnsi="Times New Roman" w:cs="Times New Roman"/>
+        </w:rPr>
+        <w:t xml:space="preserve">  Bioresource Technology 150, 359-366.</w:t>
+      </w:r>
+    </w:p>
+    <w:p>
+      <w:pPr>
+        <w:rPr>
+          <w:rFonts w:ascii="Times New Roman" w:hAnsi="Times New Roman" w:cs="Times New Roman"/>
+        </w:rPr>
+      </w:pPr>
+    </w:p>
+    <w:p>
+      <w:pPr>
+        <w:rPr>
+          <w:rFonts w:ascii="Times New Roman" w:hAnsi="Times New Roman" w:cs="Times New Roman"/>
+        </w:rPr>
+      </w:pPr>
+      <w:r>
+        <w:rPr>
+          <w:rFonts w:ascii="Times New Roman" w:hAnsi="Times New Roman" w:cs="Times New Roman"/>
+        </w:rPr>
+        <w:t xml:space="preserve">  Khor, K.H., Lim, K.O., Zainal, Z.A., 2009. Characterization of Bio-Oil: A By-Product from Slow Pyrolysis of Oil Palm Empty Fruit Bunches. American Journal of Applied Sciences 6(9), 1647-1652.</w:t>
+      </w:r>
+    </w:p>
+    <w:p>
+      <w:pPr>
+        <w:rPr>
+          <w:rFonts w:ascii="Times New Roman" w:hAnsi="Times New Roman" w:cs="Times New Roman"/>
+        </w:rPr>
+      </w:pPr>
+    </w:p>
+    <w:p>
+      <w:pPr>
+        <w:rPr>
+          <w:rFonts w:ascii="Times New Roman" w:hAnsi="Times New Roman" w:cs="Times New Roman"/>
+        </w:rPr>
+      </w:pPr>
+      <w:r>
+        <w:rPr>
+          <w:rFonts w:ascii="Times New Roman" w:hAnsi="Times New Roman" w:cs="Times New Roman"/>
+        </w:rPr>
+        <w:t xml:space="preserve">  Modak, S., Katiyar, P., Yadav, S., Jain, S., Gole, B., Talukdar, D., 2023. Generation and characterization of bio-oil obtained from the slow pyrolysis of cooked food waste at various temperatures. Waste</w:t>
+      </w:r>
+    </w:p>
+    <w:p>
+      <w:pPr>
+        <w:rPr>
+          <w:rFonts w:ascii="Times New Roman" w:hAnsi="Times New Roman" w:cs="Times New Roman"/>
+        </w:rPr>
+      </w:pPr>
+      <w:r>
+        <w:rPr>
+          <w:rFonts w:ascii="Times New Roman" w:hAnsi="Times New Roman" w:cs="Times New Roman"/>
+        </w:rPr>
+        <w:t xml:space="preserve">  Management 158, 23-36. https://doi.org/10.1016/j.wasman.2023.01.002</w:t>
+      </w:r>
+    </w:p>
+    <w:p>
+      <w:pPr>
+        <w:rPr>
+          <w:rFonts w:ascii="Times New Roman" w:hAnsi="Times New Roman" w:cs="Times New Roman"/>
+        </w:rPr>
+      </w:pPr>
+    </w:p>
+    <w:p>
+      <w:pPr>
+        <w:rPr>
+          <w:rFonts w:ascii="Times New Roman" w:hAnsi="Times New Roman" w:cs="Times New Roman"/>
+        </w:rPr>
+      </w:pPr>
+      <w:r>
+        <w:rPr>
+          <w:rFonts w:ascii="Times New Roman" w:hAnsi="Times New Roman" w:cs="Times New Roman"/>
+        </w:rPr>
+        <w:t xml:space="preserve">  Mullen, C.A., Boateng, A.A., Hicks, K.B., Goldberg, N.M., Moreau, R.A., 2010. Analysis and comparison of bio-oil produced by fast pyrolysis from three barley biomass/byproduct streams. Energy &amp; Fuels 24(1),</w:t>
+      </w:r>
+    </w:p>
+    <w:p>
+      <w:pPr>
+        <w:rPr>
+          <w:rFonts w:ascii="Times New Roman" w:hAnsi="Times New Roman" w:cs="Times New Roman"/>
+        </w:rPr>
+      </w:pPr>
+      <w:r>
+        <w:rPr>
+          <w:rFonts w:ascii="Times New Roman" w:hAnsi="Times New Roman" w:cs="Times New Roman"/>
+        </w:rPr>
+        <w:t xml:space="preserve">  699-706. https://doi.org/10.1021/ef900912s</w:t>
+      </w:r>
+    </w:p>
+    <w:p>
+      <w:pPr>
+        <w:rPr>
+          <w:rFonts w:ascii="Times New Roman" w:hAnsi="Times New Roman" w:cs="Times New Roman"/>
+        </w:rPr>
+      </w:pPr>
+    </w:p>
+    <w:p>
+      <w:pPr>
+        <w:rPr>
+          <w:rFonts w:ascii="Times New Roman" w:hAnsi="Times New Roman" w:cs="Times New Roman"/>
+        </w:rPr>
+      </w:pPr>
+      <w:r>
+        <w:rPr>
+          <w:rFonts w:ascii="Times New Roman" w:hAnsi="Times New Roman" w:cs="Times New Roman"/>
+        </w:rPr>
+        <w:t xml:space="preserve">  Sampaio, T.Q.S., Lima, S.B., Pires, C.A.M., 2025. Influence of extractives on the composition of bio-oil from biomass pyrolysis - A review. Journal of Analytical and Applied Pyrolysis 186, 106919.</w:t>
+      </w:r>
+    </w:p>
+    <w:p>
+      <w:pPr>
+        <w:rPr>
+          <w:rFonts w:ascii="Times New Roman" w:hAnsi="Times New Roman" w:cs="Times New Roman"/>
+        </w:rPr>
+      </w:pPr>
+      <w:r>
+        <w:rPr>
+          <w:rFonts w:ascii="Times New Roman" w:hAnsi="Times New Roman" w:cs="Times New Roman"/>
+        </w:rPr>
+        <w:t xml:space="preserve">  https://doi.org/10.1016/j.jaap.2024.106919</w:t>
+      </w:r>
+    </w:p>
+    <w:p>
+      <w:pPr>
+        <w:rPr>
+          <w:rFonts w:ascii="Times New Roman" w:hAnsi="Times New Roman" w:cs="Times New Roman"/>
+        </w:rPr>
+      </w:pPr>
+    </w:p>
+    <w:p>
+      <w:pPr>
+        <w:rPr>
+          <w:rFonts w:ascii="Times New Roman" w:hAnsi="Times New Roman" w:cs="Times New Roman"/>
+        </w:rPr>
+      </w:pPr>
+      <w:r>
+        <w:rPr>
+          <w:rFonts w:ascii="Times New Roman" w:hAnsi="Times New Roman" w:cs="Times New Roman"/>
+        </w:rPr>
+        <w:lastRenderedPageBreak/>
+        <w:t xml:space="preserve">  Wang, S., Li, Z., Bai, X., Yi, W., Fu, P., 2018. Influence of inherent hierarchical porous char with alkali and alkaline earth metallic species on lignin pyrolysis. Bioresource Technology 268, 323-331.</w:t>
+      </w:r>
+    </w:p>
+    <w:p>
+      <w:pPr>
+        <w:rPr>
+          <w:rFonts w:ascii="Times New Roman" w:hAnsi="Times New Roman" w:cs="Times New Roman"/>
+        </w:rPr>
+      </w:pPr>
+      <w:r>
+        <w:rPr>
+          <w:rFonts w:ascii="Times New Roman" w:hAnsi="Times New Roman" w:cs="Times New Roman"/>
+        </w:rPr>
+        <w:t xml:space="preserve">  https://doi.org/10.1016/j.biortech.2018.07.117</w:t>
+      </w:r>
+    </w:p>
+    <w:p>
+      <w:pPr>
+        <w:rPr>
+          <w:rFonts w:ascii="Times New Roman" w:hAnsi="Times New Roman" w:cs="Times New Roman"/>
+        </w:rPr>
+      </w:pPr>
+    </w:p>
+    <w:p>
+      <w:pPr>
+        <w:rPr>
+          <w:rFonts w:ascii="Times New Roman" w:hAnsi="Times New Roman" w:cs="Times New Roman"/>
+        </w:rPr>
+      </w:pPr>
+      <w:r>
+        <w:rPr>
+          <w:rFonts w:ascii="Times New Roman" w:hAnsi="Times New Roman" w:cs="Times New Roman"/>
+        </w:rPr>
+        <w:t xml:space="preserve">  Zhang, S., Chen, T., Xiong, Y., Dong, Q., 2017. Effects of wet torrefaction on the physicochemical properties and pyrolysis product properties of rice husk. Energy Conversion and Management 141, 403-409.</w:t>
       </w:r>
     </w:p>
     <w:sectPr>
@@ -4519,6 +5522,7 @@
   <w:style w:type="paragraph" w:default="1" w:styleId="Normal">
     <w:name w:val="Normal"/>
     <w:qFormat/>
+    <w:rsid w:val="00BF176B"/>
   </w:style>
   <w:style w:type="paragraph" w:styleId="Balk1">
     <w:name w:val="heading 1"/>
@@ -4941,15 +5945,15 @@
     <w:link w:val="AlntChar"/>
     <w:uiPriority w:val="29"/>
     <w:qFormat/>
-    <w:rsid w:val="00547CD8"/>
+    <w:rsid w:val="00D103FC"/>
     <w:pPr>
       <w:spacing w:before="160"/>
       <w:jc w:val="center"/>
     </w:pPr>
     <w:rPr>
-      <w:i/>
+      <w:rFonts w:ascii="Times New Roman" w:hAnsi="Times New Roman"/>
       <w:iCs/>
-      <w:color w:val="404040" w:themeColor="text1" w:themeTint="BF"/>
+      <w:color w:val="000000" w:themeColor="text1"/>
     </w:rPr>
   </w:style>
   <w:style w:type="character" w:customStyle="1" w:styleId="AlntChar">
@@ -4957,11 +5961,11 @@
     <w:basedOn w:val="VarsaylanParagrafYazTipi"/>
     <w:link w:val="Alnt"/>
     <w:uiPriority w:val="29"/>
-    <w:rsid w:val="00547CD8"/>
+    <w:rsid w:val="00D103FC"/>
     <w:rPr>
-      <w:i/>
+      <w:rFonts w:ascii="Times New Roman" w:hAnsi="Times New Roman"/>
       <w:iCs/>
-      <w:color w:val="404040" w:themeColor="text1" w:themeTint="BF"/>
+      <w:color w:val="000000" w:themeColor="text1"/>
     </w:rPr>
   </w:style>
   <w:style w:type="paragraph" w:styleId="ListeParagraf">
@@ -5054,6 +6058,58 @@
         <w:insideV w:val="single" w:sz="4" w:space="0" w:color="auto"/>
       </w:tblBorders>
     </w:tblPr>
+  </w:style>
+  <w:style w:type="character" w:styleId="YerTutucuMetni">
+    <w:name w:val="Placeholder Text"/>
+    <w:basedOn w:val="VarsaylanParagrafYazTipi"/>
+    <w:uiPriority w:val="99"/>
+    <w:semiHidden/>
+    <w:rsid w:val="00BF176B"/>
+    <w:rPr>
+      <w:color w:val="666666"/>
+    </w:rPr>
+  </w:style>
+  <w:style w:type="paragraph" w:styleId="ResimYazs">
+    <w:name w:val="caption"/>
+    <w:basedOn w:val="Normal"/>
+    <w:next w:val="Normal"/>
+    <w:uiPriority w:val="35"/>
+    <w:unhideWhenUsed/>
+    <w:qFormat/>
+    <w:rsid w:val="007B0D3F"/>
+    <w:pPr>
+      <w:spacing w:after="200" w:line="240" w:lineRule="auto"/>
+    </w:pPr>
+    <w:rPr>
+      <w:rFonts w:ascii="Times New Roman" w:hAnsi="Times New Roman"/>
+      <w:iCs/>
+      <w:color w:val="000000" w:themeColor="text1"/>
+      <w:szCs w:val="18"/>
+    </w:rPr>
+  </w:style>
+  <w:style w:type="character" w:styleId="Gl">
+    <w:name w:val="Strong"/>
+    <w:basedOn w:val="VarsaylanParagrafYazTipi"/>
+    <w:uiPriority w:val="22"/>
+    <w:qFormat/>
+    <w:rsid w:val="007B0D3F"/>
+    <w:rPr>
+      <w:rFonts w:ascii="Times New Roman" w:hAnsi="Times New Roman"/>
+      <w:b w:val="0"/>
+      <w:bCs/>
+      <w:color w:val="000000" w:themeColor="text1"/>
+      <w:sz w:val="24"/>
+    </w:rPr>
+  </w:style>
+  <w:style w:type="table" w:customStyle="1" w:styleId="Stil1">
+    <w:name w:val="Stil1"/>
+    <w:basedOn w:val="NormalTablo"/>
+    <w:uiPriority w:val="99"/>
+    <w:rsid w:val="00E70DC4"/>
+    <w:pPr>
+      <w:spacing w:after="0" w:line="240" w:lineRule="auto"/>
+    </w:pPr>
+    <w:tblPr/>
   </w:style>
 </w:styles>
 </file>
@@ -5351,4 +6407,16 @@
     </a:ext>
   </a:extLst>
 </a:theme>
+</file>
+
+<file path=customXml/item1.xml><?xml version="1.0" encoding="utf-8"?>
+<b:Sources xmlns:b="http://schemas.openxmlformats.org/officeDocument/2006/bibliography" xmlns="http://schemas.openxmlformats.org/officeDocument/2006/bibliography" SelectedStyle="\APASixthEditionOfficeOnline.xsl" StyleName="APA" Version="6"/>
+</file>
+
+<file path=customXml/itemProps1.xml><?xml version="1.0" encoding="utf-8"?>
+<ds:datastoreItem xmlns:ds="http://schemas.openxmlformats.org/officeDocument/2006/customXml" ds:itemID="{D8416AF4-203C-4FBB-AF30-5AB45B9342A8}">
+  <ds:schemaRefs>
+    <ds:schemaRef ds:uri="http://schemas.openxmlformats.org/officeDocument/2006/bibliography"/>
+  </ds:schemaRefs>
+</ds:datastoreItem>
 </file>